--- a/chapters/parametric-survival-models-handout.docx
+++ b/chapters/parametric-survival-models-handout.docx
@@ -25006,7 +25006,7 @@
         <w:t xml:space="preserve"> </w:t>
       </w:r>
       <w:r>
-        <w:t xml:space="preserve">Of the packages below, only</w:t>
+        <w:t xml:space="preserve">Among the following R packages, only</w:t>
       </w:r>
       <w:r>
         <w:t xml:space="preserve"> </w:t>
